--- a/Evidencias_A.D.S.O_3410390/TRIM 1/FRONTEND/htmlGuia3/TallerGuia3.Html. CSS.docx
+++ b/Evidencias_A.D.S.O_3410390/TRIM 1/FRONTEND/htmlGuia3/TallerGuia3.Html. CSS.docx
@@ -1079,7 +1079,6 @@
         <w:t xml:space="preserve">Investiga qué son las variables en CSS, cómo se declaran en el </w:t>
       </w:r>
       <w:proofErr w:type="spellStart"/>
-      <w:proofErr w:type="gramStart"/>
       <w:r>
         <w:rPr>
           <w:b/>
@@ -1088,7 +1087,6 @@
         <w:t>selector:root</w:t>
       </w:r>
       <w:proofErr w:type="spellEnd"/>
-      <w:proofErr w:type="gramEnd"/>
       <w:r>
         <w:rPr>
           <w:b/>
@@ -1118,33 +1116,23 @@
         <w:t xml:space="preserve">) son entidades creadas por desarrolladores que contienen valores específicos reutilizables en todo un documento. Se declaran utilizando dos guiones seguidos del nombre (--mi-variable: valor;) y se invocan mediante la función </w:t>
       </w:r>
       <w:proofErr w:type="spellStart"/>
-      <w:proofErr w:type="gramStart"/>
       <w:r>
         <w:t>var</w:t>
       </w:r>
       <w:proofErr w:type="spellEnd"/>
       <w:r>
-        <w:t>(</w:t>
-      </w:r>
-      <w:proofErr w:type="gramEnd"/>
-      <w:r>
-        <w:t>--mi-variable).</w:t>
-      </w:r>
-    </w:p>
-    <w:p>
-      <w:r>
-        <w:t xml:space="preserve">Cuando se declaran en el </w:t>
-      </w:r>
-      <w:proofErr w:type="gramStart"/>
-      <w:r>
-        <w:t>selector :</w:t>
+        <w:t>(--mi-variable).</w:t>
+      </w:r>
+    </w:p>
+    <w:p>
+      <w:r>
+        <w:t>Cuando se declaran en el selector :</w:t>
       </w:r>
       <w:proofErr w:type="spellStart"/>
       <w:r>
         <w:t>root</w:t>
       </w:r>
       <w:proofErr w:type="spellEnd"/>
-      <w:proofErr w:type="gramEnd"/>
       <w:r>
         <w:t>, que representa el elemento de más alto nivel en el DOM (habitualmente la etiqueta &lt;</w:t>
       </w:r>
@@ -1154,36 +1142,15 @@
       </w:r>
       <w:proofErr w:type="spellEnd"/>
       <w:r>
-        <w:t>&gt;), adquieren un alcance global, lo que significa que cualquier elemento del documento puede acceder a ellas por herencia. Si se declaran dentro de un selector específico (</w:t>
-      </w:r>
-      <w:proofErr w:type="gramStart"/>
-      <w:r>
-        <w:t>ej. .</w:t>
+        <w:t>&gt;), adquieren un alcance global, lo que significa que cualquier elemento del documento puede acceder a ellas por herencia. Si se declaran dentro de un selector específico (ej. .</w:t>
       </w:r>
       <w:proofErr w:type="spellStart"/>
       <w:r>
         <w:t>card</w:t>
       </w:r>
       <w:proofErr w:type="spellEnd"/>
-      <w:proofErr w:type="gramEnd"/>
-      <w:r>
-        <w:t xml:space="preserve"> </w:t>
-      </w:r>
-      <w:proofErr w:type="gramStart"/>
-      <w:r>
-        <w:t>{ --</w:t>
-      </w:r>
-      <w:proofErr w:type="gramEnd"/>
-      <w:r>
-        <w:t>color: red</w:t>
-      </w:r>
-      <w:proofErr w:type="gramStart"/>
-      <w:r>
-        <w:t>; }</w:t>
-      </w:r>
-      <w:proofErr w:type="gramEnd"/>
-      <w:r>
-        <w:t>), tienen un alcance local y solo están disponibles para ese elemento y sus descendientes.</w:t>
+      <w:r>
+        <w:t xml:space="preserve"> { --color: red; }), tienen un alcance local y solo están disponibles para ese elemento y sus descendientes.</w:t>
       </w:r>
     </w:p>
     <w:p>
@@ -1406,48 +1373,43 @@
     </w:p>
     <w:p>
       <w:r>
-        <w:t xml:space="preserve">La diferencia técnica principal radica en el control y el disparador de los estados. Una transición interpola los valores de las propiedades de manera suave entre un estado inicial y un estado final, y requiere un disparador explícito (un cambio de estado interactivo </w:t>
+        <w:t>La diferencia técnica principal radica en el control y el disparador de los estados. Una transición interpola los valores de las propiedades de manera suave entre un estado inicial y un estado final, y requiere un disparador explícito (un cambio de estado interactivo como :</w:t>
+      </w:r>
+      <w:proofErr w:type="spellStart"/>
+      <w:r>
+        <w:t>hover</w:t>
+      </w:r>
+      <w:proofErr w:type="spellEnd"/>
+      <w:r>
+        <w:t>, :</w:t>
+      </w:r>
+      <w:proofErr w:type="spellStart"/>
+      <w:r>
+        <w:t>focus</w:t>
+      </w:r>
+      <w:proofErr w:type="spellEnd"/>
+      <w:r>
+        <w:t xml:space="preserve"> o un cambio de clase mediante JavaScript). Una animación con @keyframes define una línea de tiempo con múltiples estados intermedios (porcentajes de 0% a 100%) y puede ejecutarse de manera automática al cargar la página, repetirse infinitamente y controlarse con mayor granularidad sin necesidad de una interacción directa del usuario.</w:t>
+      </w:r>
+    </w:p>
+    <w:p>
+      <w:r>
+        <w:t xml:space="preserve">En la experiencia de usuario (UX), se debe priorizar una transición para </w:t>
+      </w:r>
+      <w:proofErr w:type="spellStart"/>
+      <w:r>
+        <w:t>microinteracciones</w:t>
+      </w:r>
+      <w:proofErr w:type="spellEnd"/>
+      <w:r>
+        <w:t xml:space="preserve"> sutiles y directas del usuario (ej. cambiar el color de un botón al pasar el </w:t>
       </w:r>
       <w:proofErr w:type="gramStart"/>
       <w:r>
-        <w:t>como :</w:t>
-      </w:r>
-      <w:proofErr w:type="spellStart"/>
-      <w:r>
-        <w:t>hover</w:t>
-      </w:r>
-      <w:proofErr w:type="spellEnd"/>
-      <w:r>
-        <w:t>, :</w:t>
-      </w:r>
-      <w:proofErr w:type="spellStart"/>
-      <w:r>
-        <w:t>focus</w:t>
-      </w:r>
-      <w:proofErr w:type="spellEnd"/>
+        <w:t>mouse</w:t>
+      </w:r>
       <w:proofErr w:type="gramEnd"/>
       <w:r>
-        <w:t xml:space="preserve"> o un cambio de clase mediante JavaScript). Una animación con @keyframes define una línea de tiempo con múltiples estados intermedios (porcentajes de 0% a 100%) y puede ejecutarse de manera automática al cargar la página, repetirse infinitamente y controlarse con mayor granularidad sin necesidad de una interacción directa del usuario.</w:t>
-      </w:r>
-    </w:p>
-    <w:p>
-      <w:r>
-        <w:t xml:space="preserve">En la experiencia de usuario (UX), se debe priorizar una transición para </w:t>
-      </w:r>
-      <w:proofErr w:type="spellStart"/>
-      <w:r>
-        <w:t>microinteracciones</w:t>
-      </w:r>
-      <w:proofErr w:type="spellEnd"/>
-      <w:r>
-        <w:t xml:space="preserve"> sutiles y directas del usuario (ej. cambiar el color de un botón al pasar el </w:t>
-      </w:r>
-      <w:proofErr w:type="gramStart"/>
-      <w:r>
-        <w:t>mouse</w:t>
-      </w:r>
-      <w:proofErr w:type="gramEnd"/>
-      <w:r>
         <w:t xml:space="preserve"> o expandir un menú desplegable), ya que se sienten naturales y responden inmediatamente a la acción. Es estrictamente necesaria una línea de tiempo con @keyframes para efectos complejos que requieran múltiples pasos secuenciales (ej. un esqueleto de carga / </w:t>
       </w:r>
       <w:proofErr w:type="spellStart"/>
@@ -1507,7 +1469,6 @@
         <w:t xml:space="preserve">Investiga el propósito, la sintaxis y ejemplos de uso de las siguientes funciones nativas de CSS: o </w:t>
       </w:r>
       <w:proofErr w:type="spellStart"/>
-      <w:proofErr w:type="gramStart"/>
       <w:r>
         <w:rPr>
           <w:b/>
@@ -1521,34 +1482,9 @@
           <w:b/>
           <w:bCs/>
         </w:rPr>
-        <w:t>(</w:t>
-      </w:r>
-      <w:proofErr w:type="gramEnd"/>
-      <w:r>
-        <w:rPr>
-          <w:b/>
-          <w:bCs/>
-        </w:rPr>
-        <w:t xml:space="preserve">) o </w:t>
-      </w:r>
-      <w:proofErr w:type="gramStart"/>
-      <w:r>
-        <w:rPr>
-          <w:b/>
-          <w:bCs/>
-        </w:rPr>
-        <w:t>min(</w:t>
-      </w:r>
-      <w:proofErr w:type="gramEnd"/>
-      <w:r>
-        <w:rPr>
-          <w:b/>
-          <w:bCs/>
-        </w:rPr>
-        <w:t xml:space="preserve">) o </w:t>
-      </w:r>
-      <w:proofErr w:type="spellStart"/>
-      <w:proofErr w:type="gramStart"/>
+        <w:t xml:space="preserve">() o min() o </w:t>
+      </w:r>
+      <w:proofErr w:type="spellStart"/>
       <w:r>
         <w:rPr>
           <w:b/>
@@ -1562,18 +1498,9 @@
           <w:b/>
           <w:bCs/>
         </w:rPr>
-        <w:t>(</w:t>
-      </w:r>
-      <w:proofErr w:type="gramEnd"/>
-      <w:r>
-        <w:rPr>
-          <w:b/>
-          <w:bCs/>
-        </w:rPr>
-        <w:t xml:space="preserve">) o </w:t>
-      </w:r>
-      <w:proofErr w:type="spellStart"/>
-      <w:proofErr w:type="gramStart"/>
+        <w:t xml:space="preserve">() o </w:t>
+      </w:r>
+      <w:proofErr w:type="spellStart"/>
       <w:r>
         <w:rPr>
           <w:b/>
@@ -1587,18 +1514,9 @@
           <w:b/>
           <w:bCs/>
         </w:rPr>
-        <w:t>(</w:t>
-      </w:r>
-      <w:proofErr w:type="gramEnd"/>
-      <w:r>
-        <w:rPr>
-          <w:b/>
-          <w:bCs/>
-        </w:rPr>
-        <w:t xml:space="preserve">) Explica por qué </w:t>
-      </w:r>
-      <w:proofErr w:type="spellStart"/>
-      <w:proofErr w:type="gramStart"/>
+        <w:t xml:space="preserve">() Explica por qué </w:t>
+      </w:r>
+      <w:proofErr w:type="spellStart"/>
       <w:r>
         <w:rPr>
           <w:b/>
@@ -1612,15 +1530,7 @@
           <w:b/>
           <w:bCs/>
         </w:rPr>
-        <w:t>(</w:t>
-      </w:r>
-      <w:proofErr w:type="gramEnd"/>
-      <w:r>
-        <w:rPr>
-          <w:b/>
-          <w:bCs/>
-        </w:rPr>
-        <w:t xml:space="preserve">) es considerada la herramienta definitiva para lograr "tipografía responsiva" sin llenar el código de Media </w:t>
+        <w:t xml:space="preserve">() es considerada la herramienta definitiva para lograr "tipografía responsiva" sin llenar el código de Media </w:t>
       </w:r>
       <w:proofErr w:type="spellStart"/>
       <w:r>
@@ -1641,18 +1551,39 @@
     </w:p>
     <w:p>
       <w:proofErr w:type="spellStart"/>
-      <w:proofErr w:type="gramStart"/>
       <w:r>
         <w:lastRenderedPageBreak/>
         <w:t>calc</w:t>
       </w:r>
       <w:proofErr w:type="spellEnd"/>
       <w:r>
-        <w:t>(</w:t>
+        <w:t xml:space="preserve">(): Permite realizar operaciones matemáticas básicas (+, -, *, /) mezclando diferentes unidades. Sintaxis: </w:t>
+      </w:r>
+      <w:proofErr w:type="spellStart"/>
+      <w:r>
+        <w:t>width</w:t>
+      </w:r>
+      <w:proofErr w:type="spellEnd"/>
+      <w:r>
+        <w:t xml:space="preserve">: </w:t>
+      </w:r>
+      <w:proofErr w:type="spellStart"/>
+      <w:r>
+        <w:t>calc</w:t>
+      </w:r>
+      <w:proofErr w:type="spellEnd"/>
+      <w:r>
+        <w:t>(100% - 20px</w:t>
+      </w:r>
+      <w:proofErr w:type="gramStart"/>
+      <w:r>
+        <w:t>);.</w:t>
       </w:r>
       <w:proofErr w:type="gramEnd"/>
-      <w:r>
-        <w:t xml:space="preserve">): Permite realizar operaciones matemáticas básicas (+, -, *, /) mezclando diferentes unidades. Sintaxis: </w:t>
+    </w:p>
+    <w:p>
+      <w:r>
+        <w:t xml:space="preserve">min(): Selecciona el valor más pequeño de una lista de valores separados por comas. Sintaxis: </w:t>
       </w:r>
       <w:proofErr w:type="spellStart"/>
       <w:r>
@@ -1660,164 +1591,90 @@
       </w:r>
       <w:proofErr w:type="spellEnd"/>
       <w:r>
+        <w:t>: min(50%, 400px); (el elemento no medirá más de 400px).</w:t>
+      </w:r>
+    </w:p>
+    <w:p>
+      <w:proofErr w:type="spellStart"/>
+      <w:r>
+        <w:t>max</w:t>
+      </w:r>
+      <w:proofErr w:type="spellEnd"/>
+      <w:r>
+        <w:t xml:space="preserve">(): Selecciona el valor más grande de una lista de valores. Sintaxis: </w:t>
+      </w:r>
+      <w:proofErr w:type="spellStart"/>
+      <w:r>
+        <w:t>width</w:t>
+      </w:r>
+      <w:proofErr w:type="spellEnd"/>
+      <w:r>
         <w:t xml:space="preserve">: </w:t>
       </w:r>
       <w:proofErr w:type="spellStart"/>
+      <w:r>
+        <w:t>max</w:t>
+      </w:r>
+      <w:proofErr w:type="spellEnd"/>
+      <w:r>
+        <w:t>(10vw, 150px); (el elemento medirá mínimo 150px).</w:t>
+      </w:r>
+    </w:p>
+    <w:p>
+      <w:proofErr w:type="spellStart"/>
+      <w:r>
+        <w:t>clamp</w:t>
+      </w:r>
+      <w:proofErr w:type="spellEnd"/>
+      <w:r>
+        <w:t xml:space="preserve">(): Define un valor dinámico limitado entre un límite inferior (mínimo) y un límite superior (máximo). Sintaxis: </w:t>
+      </w:r>
+      <w:proofErr w:type="spellStart"/>
+      <w:r>
+        <w:t>clamp</w:t>
+      </w:r>
+      <w:proofErr w:type="spellEnd"/>
+      <w:r>
+        <w:t xml:space="preserve">(mínimo, </w:t>
+      </w:r>
+      <w:proofErr w:type="spellStart"/>
+      <w:r>
+        <w:t>valor_ideal</w:t>
+      </w:r>
+      <w:proofErr w:type="spellEnd"/>
+      <w:r>
+        <w:t xml:space="preserve">, máximo). Ejemplo: </w:t>
+      </w:r>
+      <w:proofErr w:type="spellStart"/>
+      <w:r>
+        <w:t>font-size</w:t>
+      </w:r>
+      <w:proofErr w:type="spellEnd"/>
+      <w:r>
+        <w:t xml:space="preserve">: </w:t>
+      </w:r>
+      <w:proofErr w:type="spellStart"/>
+      <w:r>
+        <w:t>clamp</w:t>
+      </w:r>
+      <w:proofErr w:type="spellEnd"/>
+      <w:r>
+        <w:t>(1rem, 2.5vw, 2rem</w:t>
+      </w:r>
       <w:proofErr w:type="gramStart"/>
       <w:r>
-        <w:t>calc</w:t>
-      </w:r>
-      <w:proofErr w:type="spellEnd"/>
-      <w:r>
-        <w:t>(</w:t>
+        <w:t>);.</w:t>
       </w:r>
       <w:proofErr w:type="gramEnd"/>
-      <w:r>
-        <w:t>100% - 20px</w:t>
-      </w:r>
-      <w:proofErr w:type="gramStart"/>
-      <w:r>
-        <w:t>);.</w:t>
-      </w:r>
-      <w:proofErr w:type="gramEnd"/>
-    </w:p>
-    <w:p>
-      <w:proofErr w:type="gramStart"/>
-      <w:r>
-        <w:t>min(</w:t>
-      </w:r>
-      <w:proofErr w:type="gramEnd"/>
-      <w:r>
-        <w:t xml:space="preserve">): Selecciona el valor más pequeño de una lista de valores separados por comas. Sintaxis: </w:t>
-      </w:r>
-      <w:proofErr w:type="spellStart"/>
-      <w:r>
-        <w:t>width</w:t>
-      </w:r>
-      <w:proofErr w:type="spellEnd"/>
-      <w:r>
-        <w:t xml:space="preserve">: </w:t>
-      </w:r>
-      <w:proofErr w:type="gramStart"/>
-      <w:r>
-        <w:t>min(</w:t>
-      </w:r>
-      <w:proofErr w:type="gramEnd"/>
-      <w:r>
-        <w:t>50%, 400px); (el elemento no medirá más de 400px).</w:t>
-      </w:r>
-    </w:p>
-    <w:p>
-      <w:proofErr w:type="spellStart"/>
-      <w:proofErr w:type="gramStart"/>
-      <w:r>
-        <w:t>max</w:t>
-      </w:r>
-      <w:proofErr w:type="spellEnd"/>
-      <w:r>
-        <w:t>(</w:t>
-      </w:r>
-      <w:proofErr w:type="gramEnd"/>
-      <w:r>
-        <w:t xml:space="preserve">): Selecciona el valor más grande de una lista de valores. Sintaxis: </w:t>
-      </w:r>
-      <w:proofErr w:type="spellStart"/>
-      <w:r>
-        <w:t>width</w:t>
-      </w:r>
-      <w:proofErr w:type="spellEnd"/>
-      <w:r>
-        <w:t xml:space="preserve">: </w:t>
-      </w:r>
-      <w:proofErr w:type="spellStart"/>
-      <w:proofErr w:type="gramStart"/>
-      <w:r>
-        <w:t>max</w:t>
-      </w:r>
-      <w:proofErr w:type="spellEnd"/>
-      <w:r>
-        <w:t>(</w:t>
-      </w:r>
-      <w:proofErr w:type="gramEnd"/>
-      <w:r>
-        <w:t>10vw, 150px); (el elemento medirá mínimo 150px).</w:t>
-      </w:r>
-    </w:p>
-    <w:p>
-      <w:proofErr w:type="spellStart"/>
-      <w:proofErr w:type="gramStart"/>
+    </w:p>
+    <w:p>
+      <w:proofErr w:type="spellStart"/>
       <w:r>
         <w:t>clamp</w:t>
       </w:r>
       <w:proofErr w:type="spellEnd"/>
       <w:r>
-        <w:t>(</w:t>
-      </w:r>
-      <w:proofErr w:type="gramEnd"/>
-      <w:r>
-        <w:t xml:space="preserve">): Define un valor dinámico limitado entre un límite inferior (mínimo) y un límite superior (máximo). Sintaxis: </w:t>
-      </w:r>
-      <w:proofErr w:type="spellStart"/>
-      <w:proofErr w:type="gramStart"/>
-      <w:r>
-        <w:t>clamp</w:t>
-      </w:r>
-      <w:proofErr w:type="spellEnd"/>
-      <w:r>
-        <w:t>(</w:t>
-      </w:r>
-      <w:proofErr w:type="gramEnd"/>
-      <w:r>
-        <w:t xml:space="preserve">mínimo, </w:t>
-      </w:r>
-      <w:proofErr w:type="spellStart"/>
-      <w:r>
-        <w:t>valor_ideal</w:t>
-      </w:r>
-      <w:proofErr w:type="spellEnd"/>
-      <w:r>
-        <w:t xml:space="preserve">, máximo). Ejemplo: </w:t>
-      </w:r>
-      <w:proofErr w:type="spellStart"/>
-      <w:r>
-        <w:t>font-size</w:t>
-      </w:r>
-      <w:proofErr w:type="spellEnd"/>
-      <w:r>
-        <w:t xml:space="preserve">: </w:t>
-      </w:r>
-      <w:proofErr w:type="spellStart"/>
-      <w:proofErr w:type="gramStart"/>
-      <w:r>
-        <w:t>clamp</w:t>
-      </w:r>
-      <w:proofErr w:type="spellEnd"/>
-      <w:r>
-        <w:t>(</w:t>
-      </w:r>
-      <w:proofErr w:type="gramEnd"/>
-      <w:r>
-        <w:t>1rem, 2.5vw, 2rem</w:t>
-      </w:r>
-      <w:proofErr w:type="gramStart"/>
-      <w:r>
-        <w:t>);.</w:t>
-      </w:r>
-      <w:proofErr w:type="gramEnd"/>
-    </w:p>
-    <w:p>
-      <w:proofErr w:type="spellStart"/>
-      <w:proofErr w:type="gramStart"/>
-      <w:r>
-        <w:t>clamp</w:t>
-      </w:r>
-      <w:proofErr w:type="spellEnd"/>
-      <w:r>
-        <w:t>(</w:t>
-      </w:r>
-      <w:proofErr w:type="gramEnd"/>
-      <w:r>
-        <w:t xml:space="preserve">) es la herramienta definitiva para la tipografía responsiva porque calcula automáticamente el tamaño de la fuente basándose en el tamaño de la pantalla (2.5vw), pero asegura que nunca sea más pequeña que el mínimo (1rem) ni más grande que el máximo (2rem). Esto elimina la necesidad de escribir múltiples Media </w:t>
+        <w:t xml:space="preserve">() es la herramienta definitiva para la tipografía responsiva porque calcula automáticamente el tamaño de la fuente basándose en el tamaño de la pantalla (2.5vw), pero asegura que nunca sea más pequeña que el mínimo (1rem) ni más grande que el máximo (2rem). Esto elimina la necesidad de escribir múltiples Media </w:t>
       </w:r>
       <w:proofErr w:type="spellStart"/>
       <w:r>
@@ -2224,14 +2081,7 @@
           <w:b/>
           <w:bCs/>
         </w:rPr>
-        <w:t>1.</w:t>
-      </w:r>
-      <w:r>
-        <w:rPr>
-          <w:b/>
-          <w:bCs/>
-        </w:rPr>
-        <w:t xml:space="preserve">El Comportamiento de las Funciones Matemáticas </w:t>
+        <w:t xml:space="preserve">1.El Comportamiento de las Funciones Matemáticas </w:t>
       </w:r>
     </w:p>
     <w:p>
@@ -2265,7 +2115,6 @@
         <w:t xml:space="preserve">: </w:t>
       </w:r>
       <w:proofErr w:type="spellStart"/>
-      <w:proofErr w:type="gramStart"/>
       <w:r>
         <w:rPr>
           <w:b/>
@@ -2279,15 +2128,7 @@
           <w:b/>
           <w:bCs/>
         </w:rPr>
-        <w:t>(</w:t>
-      </w:r>
-      <w:proofErr w:type="gramEnd"/>
-      <w:r>
-        <w:rPr>
-          <w:b/>
-          <w:bCs/>
-        </w:rPr>
-        <w:t>300px, 50%, 800px</w:t>
+        <w:t>(300px, 50%, 800px</w:t>
       </w:r>
       <w:proofErr w:type="gramStart"/>
       <w:r>
@@ -2439,6 +2280,7 @@
         <w:rPr>
           <w:b/>
           <w:bCs/>
+          <w:noProof/>
         </w:rPr>
         <w:drawing>
           <wp:inline distT="0" distB="0" distL="0" distR="0" wp14:anchorId="1463B3DD" wp14:editId="0ACA2555">
@@ -2523,15 +2365,7 @@
           <w:b/>
           <w:bCs/>
         </w:rPr>
-        <w:t xml:space="preserve">Crea un esquema jerárquico (un árbol de componentes HTML) donde muestres visualmente cómo una variable CSS declarada en </w:t>
-      </w:r>
-      <w:proofErr w:type="gramStart"/>
-      <w:r>
-        <w:rPr>
-          <w:b/>
-          <w:bCs/>
-        </w:rPr>
-        <w:t>el :</w:t>
+        <w:t>Crea un esquema jerárquico (un árbol de componentes HTML) donde muestres visualmente cómo una variable CSS declarada en el :</w:t>
       </w:r>
       <w:proofErr w:type="spellStart"/>
       <w:r>
@@ -2542,7 +2376,6 @@
         <w:t>root</w:t>
       </w:r>
       <w:proofErr w:type="spellEnd"/>
-      <w:proofErr w:type="gramEnd"/>
       <w:r>
         <w:rPr>
           <w:b/>
@@ -2578,6 +2411,7 @@
         <w:rPr>
           <w:b/>
           <w:bCs/>
+          <w:noProof/>
         </w:rPr>
         <w:lastRenderedPageBreak/>
         <w:drawing>
@@ -2757,6 +2591,7 @@
         <w:rPr>
           <w:b/>
           <w:bCs/>
+          <w:noProof/>
         </w:rPr>
         <w:drawing>
           <wp:inline distT="0" distB="0" distL="0" distR="0" wp14:anchorId="38D76580" wp14:editId="112DF560">
@@ -2905,150 +2740,28 @@
         <w:pStyle w:val="Ttulo1"/>
       </w:pPr>
       <w:r>
+        <w:lastRenderedPageBreak/>
         <w:t>Sección 3: Prácticas para Realizar en Código</w:t>
       </w:r>
     </w:p>
     <w:p>
       <w:pPr>
-        <w:pStyle w:val="Prrafodelista"/>
-        <w:numPr>
-          <w:ilvl w:val="0"/>
-          <w:numId w:val="5"/>
-        </w:numPr>
-        <w:rPr>
-          <w:b/>
-          <w:bCs/>
-        </w:rPr>
-      </w:pPr>
-      <w:r>
-        <w:rPr>
-          <w:b/>
-          <w:bCs/>
-        </w:rPr>
-        <w:t xml:space="preserve">Maquetación Modular con Variables (Dark/Light Mode Base) </w:t>
-      </w:r>
-    </w:p>
-    <w:p>
-      <w:pPr>
-        <w:rPr>
-          <w:b/>
-          <w:bCs/>
-        </w:rPr>
-      </w:pPr>
-      <w:r>
-        <w:rPr>
-          <w:b/>
-          <w:bCs/>
-        </w:rPr>
-        <w:t xml:space="preserve">Crea un archivo variables.css. Declara en </w:t>
-      </w:r>
-      <w:proofErr w:type="gramStart"/>
-      <w:r>
-        <w:rPr>
-          <w:b/>
-          <w:bCs/>
-        </w:rPr>
-        <w:t>el :</w:t>
-      </w:r>
-      <w:proofErr w:type="spellStart"/>
-      <w:r>
-        <w:rPr>
-          <w:b/>
-          <w:bCs/>
-        </w:rPr>
-        <w:t>root</w:t>
-      </w:r>
-      <w:proofErr w:type="spellEnd"/>
-      <w:proofErr w:type="gramEnd"/>
-      <w:r>
-        <w:rPr>
-          <w:b/>
-          <w:bCs/>
-        </w:rPr>
-        <w:t xml:space="preserve"> variables para --</w:t>
-      </w:r>
-      <w:proofErr w:type="spellStart"/>
-      <w:r>
-        <w:rPr>
-          <w:b/>
-          <w:bCs/>
-        </w:rPr>
-        <w:t>bg</w:t>
-      </w:r>
-      <w:proofErr w:type="spellEnd"/>
-      <w:r>
-        <w:rPr>
-          <w:b/>
-          <w:bCs/>
-        </w:rPr>
-        <w:t>-principal, --</w:t>
-      </w:r>
-      <w:proofErr w:type="spellStart"/>
-      <w:r>
-        <w:rPr>
-          <w:b/>
-          <w:bCs/>
-        </w:rPr>
-        <w:t>text</w:t>
-      </w:r>
-      <w:proofErr w:type="spellEnd"/>
-      <w:r>
-        <w:rPr>
-          <w:b/>
-          <w:bCs/>
-        </w:rPr>
-        <w:t>-color, --</w:t>
-      </w:r>
-      <w:proofErr w:type="spellStart"/>
-      <w:r>
-        <w:rPr>
-          <w:b/>
-          <w:bCs/>
-        </w:rPr>
-        <w:t>card-bg</w:t>
-      </w:r>
-      <w:proofErr w:type="spellEnd"/>
-      <w:r>
-        <w:rPr>
-          <w:b/>
-          <w:bCs/>
-        </w:rPr>
-        <w:t xml:space="preserve"> y --</w:t>
-      </w:r>
-      <w:proofErr w:type="spellStart"/>
-      <w:r>
-        <w:rPr>
-          <w:b/>
-          <w:bCs/>
-        </w:rPr>
-        <w:t>accent</w:t>
-      </w:r>
-      <w:proofErr w:type="spellEnd"/>
-      <w:r>
-        <w:rPr>
-          <w:b/>
-          <w:bCs/>
-        </w:rPr>
-        <w:t>-color. Enlaza este archivo a tu HTML junto a tu style.css y maqueta una sección de perfil de usuario utilizando estrictamente esas variables para los colores.</w:t>
-      </w:r>
-    </w:p>
-    <w:p>
-      <w:pPr>
-        <w:rPr>
-          <w:b/>
-          <w:bCs/>
-        </w:rPr>
-      </w:pPr>
-      <w:r>
-        <w:rPr>
-          <w:b/>
-          <w:bCs/>
-        </w:rPr>
+        <w:rPr>
+          <w:b/>
+          <w:bCs/>
+        </w:rPr>
+      </w:pPr>
+      <w:r>
+        <w:rPr>
+          <w:b/>
+          <w:bCs/>
+        </w:rPr>
+        <w:lastRenderedPageBreak/>
         <w:drawing>
-          <wp:inline distT="0" distB="0" distL="0" distR="0" wp14:anchorId="466F2E61" wp14:editId="25D3877F">
-            <wp:extent cx="5612130" cy="2576195"/>
-            <wp:effectExtent l="0" t="0" r="7620" b="0"/>
-            <wp:docPr id="66217716" name="Imagen 1"/>
+          <wp:inline distT="0" distB="0" distL="0" distR="0" wp14:anchorId="338D32D4" wp14:editId="4C718DE3">
+            <wp:extent cx="5612130" cy="2894330"/>
+            <wp:effectExtent l="0" t="0" r="7620" b="1270"/>
+            <wp:docPr id="939133059" name="Imagen 1"/>
             <wp:cNvGraphicFramePr>
               <a:graphicFrameLocks xmlns:a="http://schemas.openxmlformats.org/drawingml/2006/main" noChangeAspect="1"/>
             </wp:cNvGraphicFramePr>
@@ -3056,7 +2769,7 @@
               <a:graphicData uri="http://schemas.openxmlformats.org/drawingml/2006/picture">
                 <pic:pic xmlns:pic="http://schemas.openxmlformats.org/drawingml/2006/picture">
                   <pic:nvPicPr>
-                    <pic:cNvPr id="66217716" name=""/>
+                    <pic:cNvPr id="939133059" name=""/>
                     <pic:cNvPicPr/>
                   </pic:nvPicPr>
                   <pic:blipFill>
@@ -3068,7 +2781,7 @@
                   <pic:spPr>
                     <a:xfrm>
                       <a:off x="0" y="0"/>
-                      <a:ext cx="5612130" cy="2576195"/>
+                      <a:ext cx="5612130" cy="2894330"/>
                     </a:xfrm>
                     <a:prstGeom prst="rect">
                       <a:avLst/>
@@ -3080,25 +2793,16 @@
           </wp:inline>
         </w:drawing>
       </w:r>
-    </w:p>
-    <w:p>
-      <w:pPr>
-        <w:rPr>
-          <w:b/>
-          <w:bCs/>
-        </w:rPr>
-      </w:pPr>
-      <w:r>
-        <w:rPr>
-          <w:b/>
-          <w:bCs/>
-        </w:rPr>
-        <w:lastRenderedPageBreak/>
+      <w:r>
+        <w:rPr>
+          <w:b/>
+          <w:bCs/>
+        </w:rPr>
         <w:drawing>
-          <wp:inline distT="0" distB="0" distL="0" distR="0" wp14:anchorId="29288F63" wp14:editId="431C292A">
-            <wp:extent cx="5612130" cy="2915920"/>
-            <wp:effectExtent l="0" t="0" r="7620" b="0"/>
-            <wp:docPr id="1336687645" name="Imagen 1"/>
+          <wp:inline distT="0" distB="0" distL="0" distR="0" wp14:anchorId="7C8C876E" wp14:editId="7F320DBC">
+            <wp:extent cx="5612130" cy="2816225"/>
+            <wp:effectExtent l="0" t="0" r="7620" b="3175"/>
+            <wp:docPr id="1177606857" name="Imagen 1"/>
             <wp:cNvGraphicFramePr>
               <a:graphicFrameLocks xmlns:a="http://schemas.openxmlformats.org/drawingml/2006/main" noChangeAspect="1"/>
             </wp:cNvGraphicFramePr>
@@ -3106,7 +2810,7 @@
               <a:graphicData uri="http://schemas.openxmlformats.org/drawingml/2006/picture">
                 <pic:pic xmlns:pic="http://schemas.openxmlformats.org/drawingml/2006/picture">
                   <pic:nvPicPr>
-                    <pic:cNvPr id="1336687645" name=""/>
+                    <pic:cNvPr id="1177606857" name=""/>
                     <pic:cNvPicPr/>
                   </pic:nvPicPr>
                   <pic:blipFill>
@@ -3118,7 +2822,7 @@
                   <pic:spPr>
                     <a:xfrm>
                       <a:off x="0" y="0"/>
-                      <a:ext cx="5612130" cy="2915920"/>
+                      <a:ext cx="5612130" cy="2816225"/>
                     </a:xfrm>
                     <a:prstGeom prst="rect">
                       <a:avLst/>
@@ -3130,15 +2834,198 @@
           </wp:inline>
         </w:drawing>
       </w:r>
-    </w:p>
-    <w:p>
-      <w:pPr>
-        <w:rPr>
-          <w:b/>
-          <w:bCs/>
-        </w:rPr>
-      </w:pPr>
-    </w:p>
+      <w:r>
+        <w:rPr>
+          <w:b/>
+          <w:bCs/>
+        </w:rPr>
+        <w:lastRenderedPageBreak/>
+        <w:drawing>
+          <wp:inline distT="0" distB="0" distL="0" distR="0" wp14:anchorId="7C04BCBF" wp14:editId="383806F3">
+            <wp:extent cx="5612130" cy="2696845"/>
+            <wp:effectExtent l="0" t="0" r="7620" b="8255"/>
+            <wp:docPr id="1862640075" name="Imagen 1"/>
+            <wp:cNvGraphicFramePr>
+              <a:graphicFrameLocks xmlns:a="http://schemas.openxmlformats.org/drawingml/2006/main" noChangeAspect="1"/>
+            </wp:cNvGraphicFramePr>
+            <a:graphic xmlns:a="http://schemas.openxmlformats.org/drawingml/2006/main">
+              <a:graphicData uri="http://schemas.openxmlformats.org/drawingml/2006/picture">
+                <pic:pic xmlns:pic="http://schemas.openxmlformats.org/drawingml/2006/picture">
+                  <pic:nvPicPr>
+                    <pic:cNvPr id="1862640075" name=""/>
+                    <pic:cNvPicPr/>
+                  </pic:nvPicPr>
+                  <pic:blipFill>
+                    <a:blip r:embed="rId11"/>
+                    <a:stretch>
+                      <a:fillRect/>
+                    </a:stretch>
+                  </pic:blipFill>
+                  <pic:spPr>
+                    <a:xfrm>
+                      <a:off x="0" y="0"/>
+                      <a:ext cx="5612130" cy="2696845"/>
+                    </a:xfrm>
+                    <a:prstGeom prst="rect">
+                      <a:avLst/>
+                    </a:prstGeom>
+                  </pic:spPr>
+                </pic:pic>
+              </a:graphicData>
+            </a:graphic>
+          </wp:inline>
+        </w:drawing>
+      </w:r>
+    </w:p>
+    <w:p>
+      <w:pPr>
+        <w:rPr>
+          <w:b/>
+          <w:bCs/>
+        </w:rPr>
+      </w:pPr>
+    </w:p>
+    <w:p>
+      <w:pPr>
+        <w:rPr>
+          <w:b/>
+          <w:bCs/>
+        </w:rPr>
+      </w:pPr>
+      <w:r>
+        <w:rPr>
+          <w:b/>
+          <w:bCs/>
+        </w:rPr>
+        <w:t>Pagina.</w:t>
+      </w:r>
+    </w:p>
+    <w:p>
+      <w:pPr>
+        <w:rPr>
+          <w:b/>
+          <w:bCs/>
+        </w:rPr>
+      </w:pPr>
+      <w:r>
+        <w:rPr>
+          <w:b/>
+          <w:bCs/>
+        </w:rPr>
+        <w:lastRenderedPageBreak/>
+        <w:drawing>
+          <wp:inline distT="0" distB="0" distL="0" distR="0" wp14:anchorId="26BC94EC" wp14:editId="53064834">
+            <wp:extent cx="5612130" cy="2952115"/>
+            <wp:effectExtent l="0" t="0" r="7620" b="635"/>
+            <wp:docPr id="840037159" name="Imagen 1"/>
+            <wp:cNvGraphicFramePr>
+              <a:graphicFrameLocks xmlns:a="http://schemas.openxmlformats.org/drawingml/2006/main" noChangeAspect="1"/>
+            </wp:cNvGraphicFramePr>
+            <a:graphic xmlns:a="http://schemas.openxmlformats.org/drawingml/2006/main">
+              <a:graphicData uri="http://schemas.openxmlformats.org/drawingml/2006/picture">
+                <pic:pic xmlns:pic="http://schemas.openxmlformats.org/drawingml/2006/picture">
+                  <pic:nvPicPr>
+                    <pic:cNvPr id="840037159" name=""/>
+                    <pic:cNvPicPr/>
+                  </pic:nvPicPr>
+                  <pic:blipFill>
+                    <a:blip r:embed="rId12"/>
+                    <a:stretch>
+                      <a:fillRect/>
+                    </a:stretch>
+                  </pic:blipFill>
+                  <pic:spPr>
+                    <a:xfrm>
+                      <a:off x="0" y="0"/>
+                      <a:ext cx="5612130" cy="2952115"/>
+                    </a:xfrm>
+                    <a:prstGeom prst="rect">
+                      <a:avLst/>
+                    </a:prstGeom>
+                  </pic:spPr>
+                </pic:pic>
+              </a:graphicData>
+            </a:graphic>
+          </wp:inline>
+        </w:drawing>
+      </w:r>
+      <w:r>
+        <w:rPr>
+          <w:b/>
+          <w:bCs/>
+        </w:rPr>
+        <w:drawing>
+          <wp:inline distT="0" distB="0" distL="0" distR="0" wp14:anchorId="31BA79B5" wp14:editId="17C7444A">
+            <wp:extent cx="5612130" cy="2927350"/>
+            <wp:effectExtent l="0" t="0" r="7620" b="6350"/>
+            <wp:docPr id="1997818326" name="Imagen 1"/>
+            <wp:cNvGraphicFramePr>
+              <a:graphicFrameLocks xmlns:a="http://schemas.openxmlformats.org/drawingml/2006/main" noChangeAspect="1"/>
+            </wp:cNvGraphicFramePr>
+            <a:graphic xmlns:a="http://schemas.openxmlformats.org/drawingml/2006/main">
+              <a:graphicData uri="http://schemas.openxmlformats.org/drawingml/2006/picture">
+                <pic:pic xmlns:pic="http://schemas.openxmlformats.org/drawingml/2006/picture">
+                  <pic:nvPicPr>
+                    <pic:cNvPr id="1997818326" name=""/>
+                    <pic:cNvPicPr/>
+                  </pic:nvPicPr>
+                  <pic:blipFill>
+                    <a:blip r:embed="rId13"/>
+                    <a:stretch>
+                      <a:fillRect/>
+                    </a:stretch>
+                  </pic:blipFill>
+                  <pic:spPr>
+                    <a:xfrm>
+                      <a:off x="0" y="0"/>
+                      <a:ext cx="5612130" cy="2927350"/>
+                    </a:xfrm>
+                    <a:prstGeom prst="rect">
+                      <a:avLst/>
+                    </a:prstGeom>
+                  </pic:spPr>
+                </pic:pic>
+              </a:graphicData>
+            </a:graphic>
+          </wp:inline>
+        </w:drawing>
+      </w:r>
+    </w:p>
+    <w:p>
+      <w:pPr>
+        <w:rPr>
+          <w:b/>
+          <w:bCs/>
+        </w:rPr>
+      </w:pPr>
+    </w:p>
+    <w:p>
+      <w:pPr>
+        <w:rPr>
+          <w:b/>
+          <w:bCs/>
+        </w:rPr>
+      </w:pPr>
+    </w:p>
+    <w:p>
+      <w:pPr>
+        <w:pStyle w:val="Ttulo1"/>
+      </w:pPr>
+      <w:r>
+        <w:t>Sección 4: Proyecto Integrador de Maquetación – "Polla Mundialista 2026"</w:t>
+      </w:r>
+    </w:p>
+    <w:p>
+      <w:proofErr w:type="spellStart"/>
+      <w:r>
+        <w:t>Codigo</w:t>
+      </w:r>
+      <w:proofErr w:type="spellEnd"/>
+      <w:r>
+        <w:t>.</w:t>
+      </w:r>
+    </w:p>
+    <w:p/>
     <w:p>
       <w:pPr>
         <w:pStyle w:val="Prrafodelista"/>

--- a/Evidencias_A.D.S.O_3410390/TRIM 1/FRONTEND/htmlGuia3/TallerGuia3.Html. CSS.docx
+++ b/Evidencias_A.D.S.O_3410390/TRIM 1/FRONTEND/htmlGuia3/TallerGuia3.Html. CSS.docx
@@ -2755,6 +2755,7 @@
         <w:rPr>
           <w:b/>
           <w:bCs/>
+          <w:noProof/>
         </w:rPr>
         <w:lastRenderedPageBreak/>
         <w:drawing>
@@ -2797,6 +2798,7 @@
         <w:rPr>
           <w:b/>
           <w:bCs/>
+          <w:noProof/>
         </w:rPr>
         <w:drawing>
           <wp:inline distT="0" distB="0" distL="0" distR="0" wp14:anchorId="7C8C876E" wp14:editId="7F320DBC">
@@ -2838,6 +2840,7 @@
         <w:rPr>
           <w:b/>
           <w:bCs/>
+          <w:noProof/>
         </w:rPr>
         <w:lastRenderedPageBreak/>
         <w:drawing>
@@ -2911,6 +2914,7 @@
         <w:rPr>
           <w:b/>
           <w:bCs/>
+          <w:noProof/>
         </w:rPr>
         <w:lastRenderedPageBreak/>
         <w:drawing>
@@ -2953,6 +2957,7 @@
         <w:rPr>
           <w:b/>
           <w:bCs/>
+          <w:noProof/>
         </w:rPr>
         <w:drawing>
           <wp:inline distT="0" distB="0" distL="0" distR="0" wp14:anchorId="31BA79B5" wp14:editId="17C7444A">
@@ -3016,13 +3021,342 @@
       </w:r>
     </w:p>
     <w:p>
-      <w:proofErr w:type="spellStart"/>
-      <w:r>
+      <w:pPr>
+        <w:rPr>
+          <w:b/>
+          <w:bCs/>
+        </w:rPr>
+      </w:pPr>
+      <w:proofErr w:type="spellStart"/>
+      <w:r>
+        <w:rPr>
+          <w:b/>
+          <w:bCs/>
+        </w:rPr>
         <w:t>Codigo</w:t>
       </w:r>
       <w:proofErr w:type="spellEnd"/>
       <w:r>
+        <w:rPr>
+          <w:b/>
+          <w:bCs/>
+        </w:rPr>
         <w:t>.</w:t>
+      </w:r>
+    </w:p>
+    <w:p>
+      <w:pPr>
+        <w:rPr>
+          <w:b/>
+          <w:bCs/>
+        </w:rPr>
+      </w:pPr>
+      <w:r>
+        <w:rPr>
+          <w:b/>
+          <w:bCs/>
+        </w:rPr>
+        <w:lastRenderedPageBreak/>
+        <w:drawing>
+          <wp:inline distT="0" distB="0" distL="0" distR="0" wp14:anchorId="3AEFBDF8" wp14:editId="38346505">
+            <wp:extent cx="5612130" cy="2804160"/>
+            <wp:effectExtent l="0" t="0" r="7620" b="0"/>
+            <wp:docPr id="416912730" name="Imagen 1"/>
+            <wp:cNvGraphicFramePr>
+              <a:graphicFrameLocks xmlns:a="http://schemas.openxmlformats.org/drawingml/2006/main" noChangeAspect="1"/>
+            </wp:cNvGraphicFramePr>
+            <a:graphic xmlns:a="http://schemas.openxmlformats.org/drawingml/2006/main">
+              <a:graphicData uri="http://schemas.openxmlformats.org/drawingml/2006/picture">
+                <pic:pic xmlns:pic="http://schemas.openxmlformats.org/drawingml/2006/picture">
+                  <pic:nvPicPr>
+                    <pic:cNvPr id="416912730" name=""/>
+                    <pic:cNvPicPr/>
+                  </pic:nvPicPr>
+                  <pic:blipFill>
+                    <a:blip r:embed="rId14"/>
+                    <a:stretch>
+                      <a:fillRect/>
+                    </a:stretch>
+                  </pic:blipFill>
+                  <pic:spPr>
+                    <a:xfrm>
+                      <a:off x="0" y="0"/>
+                      <a:ext cx="5612130" cy="2804160"/>
+                    </a:xfrm>
+                    <a:prstGeom prst="rect">
+                      <a:avLst/>
+                    </a:prstGeom>
+                  </pic:spPr>
+                </pic:pic>
+              </a:graphicData>
+            </a:graphic>
+          </wp:inline>
+        </w:drawing>
+      </w:r>
+    </w:p>
+    <w:p>
+      <w:pPr>
+        <w:rPr>
+          <w:b/>
+          <w:bCs/>
+        </w:rPr>
+      </w:pPr>
+      <w:r>
+        <w:rPr>
+          <w:b/>
+          <w:bCs/>
+        </w:rPr>
+        <w:lastRenderedPageBreak/>
+        <w:drawing>
+          <wp:inline distT="0" distB="0" distL="0" distR="0" wp14:anchorId="7A81EB59" wp14:editId="542E8193">
+            <wp:extent cx="5612130" cy="2886075"/>
+            <wp:effectExtent l="0" t="0" r="7620" b="9525"/>
+            <wp:docPr id="1296451000" name="Imagen 1"/>
+            <wp:cNvGraphicFramePr>
+              <a:graphicFrameLocks xmlns:a="http://schemas.openxmlformats.org/drawingml/2006/main" noChangeAspect="1"/>
+            </wp:cNvGraphicFramePr>
+            <a:graphic xmlns:a="http://schemas.openxmlformats.org/drawingml/2006/main">
+              <a:graphicData uri="http://schemas.openxmlformats.org/drawingml/2006/picture">
+                <pic:pic xmlns:pic="http://schemas.openxmlformats.org/drawingml/2006/picture">
+                  <pic:nvPicPr>
+                    <pic:cNvPr id="1296451000" name=""/>
+                    <pic:cNvPicPr/>
+                  </pic:nvPicPr>
+                  <pic:blipFill>
+                    <a:blip r:embed="rId15"/>
+                    <a:stretch>
+                      <a:fillRect/>
+                    </a:stretch>
+                  </pic:blipFill>
+                  <pic:spPr>
+                    <a:xfrm>
+                      <a:off x="0" y="0"/>
+                      <a:ext cx="5612130" cy="2886075"/>
+                    </a:xfrm>
+                    <a:prstGeom prst="rect">
+                      <a:avLst/>
+                    </a:prstGeom>
+                  </pic:spPr>
+                </pic:pic>
+              </a:graphicData>
+            </a:graphic>
+          </wp:inline>
+        </w:drawing>
+      </w:r>
+      <w:r>
+        <w:rPr>
+          <w:b/>
+          <w:bCs/>
+        </w:rPr>
+        <w:drawing>
+          <wp:inline distT="0" distB="0" distL="0" distR="0" wp14:anchorId="45C217CE" wp14:editId="4F0898B8">
+            <wp:extent cx="5612130" cy="2861310"/>
+            <wp:effectExtent l="0" t="0" r="7620" b="0"/>
+            <wp:docPr id="1761634192" name="Imagen 1"/>
+            <wp:cNvGraphicFramePr>
+              <a:graphicFrameLocks xmlns:a="http://schemas.openxmlformats.org/drawingml/2006/main" noChangeAspect="1"/>
+            </wp:cNvGraphicFramePr>
+            <a:graphic xmlns:a="http://schemas.openxmlformats.org/drawingml/2006/main">
+              <a:graphicData uri="http://schemas.openxmlformats.org/drawingml/2006/picture">
+                <pic:pic xmlns:pic="http://schemas.openxmlformats.org/drawingml/2006/picture">
+                  <pic:nvPicPr>
+                    <pic:cNvPr id="1761634192" name=""/>
+                    <pic:cNvPicPr/>
+                  </pic:nvPicPr>
+                  <pic:blipFill>
+                    <a:blip r:embed="rId16"/>
+                    <a:stretch>
+                      <a:fillRect/>
+                    </a:stretch>
+                  </pic:blipFill>
+                  <pic:spPr>
+                    <a:xfrm>
+                      <a:off x="0" y="0"/>
+                      <a:ext cx="5612130" cy="2861310"/>
+                    </a:xfrm>
+                    <a:prstGeom prst="rect">
+                      <a:avLst/>
+                    </a:prstGeom>
+                  </pic:spPr>
+                </pic:pic>
+              </a:graphicData>
+            </a:graphic>
+          </wp:inline>
+        </w:drawing>
+      </w:r>
+      <w:r>
+        <w:rPr>
+          <w:b/>
+          <w:bCs/>
+        </w:rPr>
+        <w:lastRenderedPageBreak/>
+        <w:drawing>
+          <wp:inline distT="0" distB="0" distL="0" distR="0" wp14:anchorId="107D03D9" wp14:editId="2EA9F0EF">
+            <wp:extent cx="5612130" cy="2861310"/>
+            <wp:effectExtent l="0" t="0" r="7620" b="0"/>
+            <wp:docPr id="988760367" name="Imagen 1"/>
+            <wp:cNvGraphicFramePr>
+              <a:graphicFrameLocks xmlns:a="http://schemas.openxmlformats.org/drawingml/2006/main" noChangeAspect="1"/>
+            </wp:cNvGraphicFramePr>
+            <a:graphic xmlns:a="http://schemas.openxmlformats.org/drawingml/2006/main">
+              <a:graphicData uri="http://schemas.openxmlformats.org/drawingml/2006/picture">
+                <pic:pic xmlns:pic="http://schemas.openxmlformats.org/drawingml/2006/picture">
+                  <pic:nvPicPr>
+                    <pic:cNvPr id="988760367" name=""/>
+                    <pic:cNvPicPr/>
+                  </pic:nvPicPr>
+                  <pic:blipFill>
+                    <a:blip r:embed="rId17"/>
+                    <a:stretch>
+                      <a:fillRect/>
+                    </a:stretch>
+                  </pic:blipFill>
+                  <pic:spPr>
+                    <a:xfrm>
+                      <a:off x="0" y="0"/>
+                      <a:ext cx="5612130" cy="2861310"/>
+                    </a:xfrm>
+                    <a:prstGeom prst="rect">
+                      <a:avLst/>
+                    </a:prstGeom>
+                  </pic:spPr>
+                </pic:pic>
+              </a:graphicData>
+            </a:graphic>
+          </wp:inline>
+        </w:drawing>
+      </w:r>
+      <w:r>
+        <w:rPr>
+          <w:b/>
+          <w:bCs/>
+        </w:rPr>
+        <w:drawing>
+          <wp:inline distT="0" distB="0" distL="0" distR="0" wp14:anchorId="127FF771" wp14:editId="39C01755">
+            <wp:extent cx="5612130" cy="2840990"/>
+            <wp:effectExtent l="0" t="0" r="7620" b="0"/>
+            <wp:docPr id="2076444197" name="Imagen 1"/>
+            <wp:cNvGraphicFramePr>
+              <a:graphicFrameLocks xmlns:a="http://schemas.openxmlformats.org/drawingml/2006/main" noChangeAspect="1"/>
+            </wp:cNvGraphicFramePr>
+            <a:graphic xmlns:a="http://schemas.openxmlformats.org/drawingml/2006/main">
+              <a:graphicData uri="http://schemas.openxmlformats.org/drawingml/2006/picture">
+                <pic:pic xmlns:pic="http://schemas.openxmlformats.org/drawingml/2006/picture">
+                  <pic:nvPicPr>
+                    <pic:cNvPr id="2076444197" name=""/>
+                    <pic:cNvPicPr/>
+                  </pic:nvPicPr>
+                  <pic:blipFill>
+                    <a:blip r:embed="rId18"/>
+                    <a:stretch>
+                      <a:fillRect/>
+                    </a:stretch>
+                  </pic:blipFill>
+                  <pic:spPr>
+                    <a:xfrm>
+                      <a:off x="0" y="0"/>
+                      <a:ext cx="5612130" cy="2840990"/>
+                    </a:xfrm>
+                    <a:prstGeom prst="rect">
+                      <a:avLst/>
+                    </a:prstGeom>
+                  </pic:spPr>
+                </pic:pic>
+              </a:graphicData>
+            </a:graphic>
+          </wp:inline>
+        </w:drawing>
+      </w:r>
+      <w:r>
+        <w:rPr>
+          <w:b/>
+          <w:bCs/>
+        </w:rPr>
+        <w:lastRenderedPageBreak/>
+        <w:drawing>
+          <wp:inline distT="0" distB="0" distL="0" distR="0" wp14:anchorId="0E77E2DC" wp14:editId="00587445">
+            <wp:extent cx="5612130" cy="2857500"/>
+            <wp:effectExtent l="0" t="0" r="7620" b="0"/>
+            <wp:docPr id="2006393955" name="Imagen 1"/>
+            <wp:cNvGraphicFramePr>
+              <a:graphicFrameLocks xmlns:a="http://schemas.openxmlformats.org/drawingml/2006/main" noChangeAspect="1"/>
+            </wp:cNvGraphicFramePr>
+            <a:graphic xmlns:a="http://schemas.openxmlformats.org/drawingml/2006/main">
+              <a:graphicData uri="http://schemas.openxmlformats.org/drawingml/2006/picture">
+                <pic:pic xmlns:pic="http://schemas.openxmlformats.org/drawingml/2006/picture">
+                  <pic:nvPicPr>
+                    <pic:cNvPr id="2006393955" name=""/>
+                    <pic:cNvPicPr/>
+                  </pic:nvPicPr>
+                  <pic:blipFill>
+                    <a:blip r:embed="rId19"/>
+                    <a:stretch>
+                      <a:fillRect/>
+                    </a:stretch>
+                  </pic:blipFill>
+                  <pic:spPr>
+                    <a:xfrm>
+                      <a:off x="0" y="0"/>
+                      <a:ext cx="5612130" cy="2857500"/>
+                    </a:xfrm>
+                    <a:prstGeom prst="rect">
+                      <a:avLst/>
+                    </a:prstGeom>
+                  </pic:spPr>
+                </pic:pic>
+              </a:graphicData>
+            </a:graphic>
+          </wp:inline>
+        </w:drawing>
+      </w:r>
+    </w:p>
+    <w:p>
+      <w:pPr>
+        <w:rPr>
+          <w:b/>
+          <w:bCs/>
+        </w:rPr>
+      </w:pPr>
+      <w:r>
+        <w:rPr>
+          <w:b/>
+          <w:bCs/>
+        </w:rPr>
+        <w:drawing>
+          <wp:inline distT="0" distB="0" distL="0" distR="0" wp14:anchorId="59C20187" wp14:editId="7CE2899C">
+            <wp:extent cx="5612130" cy="2935605"/>
+            <wp:effectExtent l="0" t="0" r="7620" b="0"/>
+            <wp:docPr id="1378812032" name="Imagen 1"/>
+            <wp:cNvGraphicFramePr>
+              <a:graphicFrameLocks xmlns:a="http://schemas.openxmlformats.org/drawingml/2006/main" noChangeAspect="1"/>
+            </wp:cNvGraphicFramePr>
+            <a:graphic xmlns:a="http://schemas.openxmlformats.org/drawingml/2006/main">
+              <a:graphicData uri="http://schemas.openxmlformats.org/drawingml/2006/picture">
+                <pic:pic xmlns:pic="http://schemas.openxmlformats.org/drawingml/2006/picture">
+                  <pic:nvPicPr>
+                    <pic:cNvPr id="1378812032" name=""/>
+                    <pic:cNvPicPr/>
+                  </pic:nvPicPr>
+                  <pic:blipFill>
+                    <a:blip r:embed="rId20"/>
+                    <a:stretch>
+                      <a:fillRect/>
+                    </a:stretch>
+                  </pic:blipFill>
+                  <pic:spPr>
+                    <a:xfrm>
+                      <a:off x="0" y="0"/>
+                      <a:ext cx="5612130" cy="2935605"/>
+                    </a:xfrm>
+                    <a:prstGeom prst="rect">
+                      <a:avLst/>
+                    </a:prstGeom>
+                  </pic:spPr>
+                </pic:pic>
+              </a:graphicData>
+            </a:graphic>
+          </wp:inline>
+        </w:drawing>
       </w:r>
     </w:p>
     <w:p/>
